--- a/Meeting Logs/Meeting Log 1-19-26 through 1-25-26.docx
+++ b/Meeting Logs/Meeting Log 1-19-26 through 1-25-26.docx
@@ -53,21 +53,19 @@
               </w:rPr>
               <w:t xml:space="preserve">Find </w:t>
             </w:r>
-            <w:proofErr w:type="gramStart"/>
-            <w:r>
-              <w:rPr>
-                <w:sz w:val="22"/>
-                <w:szCs w:val="22"/>
-              </w:rPr>
-              <w:t>A</w:t>
-            </w:r>
-            <w:proofErr w:type="gramEnd"/>
-            <w:r>
-              <w:rPr>
-                <w:sz w:val="22"/>
-                <w:szCs w:val="22"/>
-              </w:rPr>
-              <w:t xml:space="preserve"> Pump</w:t>
+            <w:r>
+              <w:rPr>
+                <w:sz w:val="22"/>
+                <w:szCs w:val="22"/>
+              </w:rPr>
+              <w:t xml:space="preserve">A </w:t>
+            </w:r>
+            <w:r>
+              <w:rPr>
+                <w:sz w:val="22"/>
+                <w:szCs w:val="22"/>
+              </w:rPr>
+              <w:t>Pump</w:t>
             </w:r>
           </w:p>
         </w:tc>
@@ -634,6 +632,13 @@
                 <w:szCs w:val="22"/>
               </w:rPr>
             </w:pPr>
+            <w:r>
+              <w:rPr>
+                <w:sz w:val="22"/>
+                <w:szCs w:val="22"/>
+              </w:rPr>
+              <w:t>1/22/26</w:t>
+            </w:r>
           </w:p>
         </w:tc>
         <w:tc>
@@ -647,6 +652,13 @@
                 <w:szCs w:val="22"/>
               </w:rPr>
             </w:pPr>
+            <w:r>
+              <w:rPr>
+                <w:sz w:val="22"/>
+                <w:szCs w:val="22"/>
+              </w:rPr>
+              <w:t>7:00</w:t>
+            </w:r>
           </w:p>
         </w:tc>
         <w:tc>
@@ -660,6 +672,13 @@
                 <w:szCs w:val="22"/>
               </w:rPr>
             </w:pPr>
+            <w:r>
+              <w:rPr>
+                <w:sz w:val="22"/>
+                <w:szCs w:val="22"/>
+              </w:rPr>
+              <w:t>All</w:t>
+            </w:r>
           </w:p>
         </w:tc>
       </w:tr>
@@ -858,6 +877,13 @@
         </w:rPr>
         <w:t>:</w:t>
       </w:r>
+      <w:r>
+        <w:rPr>
+          <w:sz w:val="22"/>
+          <w:szCs w:val="22"/>
+        </w:rPr>
+        <w:t xml:space="preserve"> Added Visuals as well as some other paragraphs to the Final project Description</w:t>
+      </w:r>
     </w:p>
     <w:p>
       <w:pPr>
@@ -945,14 +971,7 @@
           <w:sz w:val="22"/>
           <w:szCs w:val="22"/>
         </w:rPr>
-        <w:t>:</w:t>
-      </w:r>
-      <w:r>
-        <w:rPr>
-          <w:sz w:val="22"/>
-          <w:szCs w:val="22"/>
-        </w:rPr>
-        <w:t xml:space="preserve"> We are having a hard time looking for free APIs that allow us to get the data for the gas prices within Utah county.</w:t>
+        <w:t>: We are having a hard time looking for free APIs that allow us to get the data for the gas prices within Utah county.</w:t>
       </w:r>
     </w:p>
     <w:p>
@@ -976,14 +995,7 @@
           <w:sz w:val="22"/>
           <w:szCs w:val="22"/>
         </w:rPr>
-        <w:t>:</w:t>
-      </w:r>
-      <w:r>
-        <w:rPr>
-          <w:sz w:val="22"/>
-          <w:szCs w:val="22"/>
-        </w:rPr>
-        <w:t xml:space="preserve"> With the final project we suggest </w:t>
+        <w:t xml:space="preserve">: With the final project we suggest </w:t>
       </w:r>
       <w:r>
         <w:rPr>
@@ -1024,6 +1036,20 @@
         </w:rPr>
         <w:t>:</w:t>
       </w:r>
+      <w:r>
+        <w:rPr>
+          <w:sz w:val="22"/>
+          <w:szCs w:val="22"/>
+        </w:rPr>
+        <w:t xml:space="preserve"> </w:t>
+      </w:r>
+      <w:r>
+        <w:rPr>
+          <w:sz w:val="22"/>
+          <w:szCs w:val="22"/>
+        </w:rPr>
+        <w:t>For this portion no obstacles to be reported</w:t>
+      </w:r>
     </w:p>
     <w:p>
       <w:pPr>
@@ -1111,14 +1137,7 @@
           <w:sz w:val="22"/>
           <w:szCs w:val="22"/>
         </w:rPr>
-        <w:t>:</w:t>
-      </w:r>
-      <w:r>
-        <w:rPr>
-          <w:sz w:val="22"/>
-          <w:szCs w:val="22"/>
-        </w:rPr>
-        <w:t xml:space="preserve"> We Plan on finalizing our paragraphs for the final project description as well as grammar check and revise the paragraphs. </w:t>
+        <w:t xml:space="preserve">: We Plan on finalizing our paragraphs for the final project description as well as grammar check and revise the paragraphs. </w:t>
       </w:r>
       <w:r>
         <w:rPr>
@@ -1144,7 +1163,6 @@
         </w:rPr>
         <w:t xml:space="preserve">Meeting </w:t>
       </w:r>
-      <w:proofErr w:type="gramStart"/>
       <w:r>
         <w:rPr>
           <w:sz w:val="22"/>
@@ -1164,9 +1182,8 @@
           <w:sz w:val="22"/>
           <w:szCs w:val="22"/>
         </w:rPr>
-        <w:t>We</w:t>
-      </w:r>
-      <w:proofErr w:type="gramEnd"/>
+        <w:t xml:space="preserve"> We</w:t>
+      </w:r>
       <w:r>
         <w:rPr>
           <w:sz w:val="22"/>
@@ -1198,6 +1215,13 @@
         </w:rPr>
         <w:t>:</w:t>
       </w:r>
+      <w:r>
+        <w:rPr>
+          <w:sz w:val="22"/>
+          <w:szCs w:val="22"/>
+        </w:rPr>
+        <w:t xml:space="preserve"> Have an insight into what the SRS is going to look like and have some of it done</w:t>
+      </w:r>
     </w:p>
     <w:p>
       <w:pPr>
@@ -1288,14 +1312,7 @@
           <w:sz w:val="22"/>
           <w:szCs w:val="22"/>
         </w:rPr>
-        <w:t>:</w:t>
-      </w:r>
-      <w:r>
-        <w:rPr>
-          <w:sz w:val="22"/>
-          <w:szCs w:val="22"/>
-        </w:rPr>
-        <w:t xml:space="preserve"> Do more API research since that would be the most time consuming and look at how to connect then accurately with JavaScript</w:t>
+        <w:t>: Do more API research since that would be the most time consuming and look at how to connect then accurately with JavaScript</w:t>
       </w:r>
     </w:p>
     <w:p>
@@ -1319,63 +1336,25 @@
           <w:sz w:val="22"/>
           <w:szCs w:val="22"/>
         </w:rPr>
-        <w:t>:</w:t>
-      </w:r>
-      <w:r>
-        <w:rPr>
-          <w:sz w:val="22"/>
-          <w:szCs w:val="22"/>
-        </w:rPr>
-        <w:t xml:space="preserve"> Put together the project description and make sure that everything is professional and does not look bland. </w:t>
-      </w:r>
-    </w:p>
-    <w:p>
-      <w:pPr>
-        <w:rPr>
-          <w:sz w:val="22"/>
-          <w:szCs w:val="22"/>
-        </w:rPr>
-      </w:pPr>
-      <w:r>
-        <w:rPr>
-          <w:sz w:val="22"/>
-          <w:szCs w:val="22"/>
-        </w:rPr>
-        <w:t>Meeting 3:</w:t>
-      </w:r>
-    </w:p>
-    <w:p>
-      <w:pPr>
-        <w:rPr>
-          <w:sz w:val="22"/>
-          <w:szCs w:val="22"/>
-        </w:rPr>
-      </w:pPr>
-      <w:r>
-        <w:rPr>
-          <w:sz w:val="22"/>
-          <w:szCs w:val="22"/>
-        </w:rPr>
-        <w:t>Meeting 4:</w:t>
-      </w:r>
-    </w:p>
-    <w:p>
-      <w:pPr>
-        <w:rPr>
-          <w:sz w:val="22"/>
-          <w:szCs w:val="22"/>
-        </w:rPr>
-      </w:pPr>
-    </w:p>
-    <w:p>
-      <w:pPr>
+        <w:t xml:space="preserve">: Put together the project description and make sure that everything is professional and does not look bland. </w:t>
+      </w:r>
+    </w:p>
+    <w:p>
+      <w:pPr>
+        <w:rPr>
+          <w:sz w:val="22"/>
+          <w:szCs w:val="22"/>
+        </w:rPr>
+      </w:pPr>
+      <w:r>
         <w:rPr>
           <w:b/>
           <w:bCs/>
           <w:sz w:val="22"/>
           <w:szCs w:val="22"/>
         </w:rPr>
-      </w:pPr>
+        <w:t xml:space="preserve">Meeting </w:t>
+      </w:r>
       <w:r>
         <w:rPr>
           <w:b/>
@@ -1383,8 +1362,67 @@
           <w:sz w:val="22"/>
           <w:szCs w:val="22"/>
         </w:rPr>
-        <w:t>Action Items &amp; Ownership</w:t>
-      </w:r>
+        <w:t>3</w:t>
+      </w:r>
+      <w:r>
+        <w:rPr>
+          <w:sz w:val="22"/>
+          <w:szCs w:val="22"/>
+        </w:rPr>
+        <w:t>: Non-Functional (what it should do not what it does)</w:t>
+      </w:r>
+    </w:p>
+    <w:p>
+      <w:pPr>
+        <w:rPr>
+          <w:sz w:val="22"/>
+          <w:szCs w:val="22"/>
+        </w:rPr>
+      </w:pPr>
+      <w:r>
+        <w:rPr>
+          <w:sz w:val="22"/>
+          <w:szCs w:val="22"/>
+        </w:rPr>
+        <w:t xml:space="preserve">Functional (what it does) </w:t>
+      </w:r>
+      <w:r>
+        <w:rPr>
+          <w:sz w:val="22"/>
+          <w:szCs w:val="22"/>
+        </w:rPr>
+        <w:t>Looked at the description for the SRS and what is required</w:t>
+      </w:r>
+    </w:p>
+    <w:p>
+      <w:pPr>
+        <w:rPr>
+          <w:sz w:val="22"/>
+          <w:szCs w:val="22"/>
+        </w:rPr>
+      </w:pPr>
+      <w:r>
+        <w:rPr>
+          <w:sz w:val="22"/>
+          <w:szCs w:val="22"/>
+        </w:rPr>
+        <w:t>Meeting 4:</w:t>
+      </w:r>
+      <w:r>
+        <w:rPr>
+          <w:sz w:val="22"/>
+          <w:szCs w:val="22"/>
+        </w:rPr>
+        <w:t xml:space="preserve"> </w:t>
+      </w:r>
+    </w:p>
+    <w:p>
+      <w:pPr>
+        <w:rPr>
+          <w:sz w:val="22"/>
+          <w:szCs w:val="22"/>
+        </w:rPr>
+      </w:pPr>
     </w:p>
     <w:p>
       <w:pPr>
@@ -1402,64 +1440,7 @@
           <w:sz w:val="22"/>
           <w:szCs w:val="22"/>
         </w:rPr>
-        <w:t>Kyler</w:t>
-      </w:r>
-    </w:p>
-    <w:p>
-      <w:pPr>
-        <w:rPr>
-          <w:b/>
-          <w:bCs/>
-          <w:sz w:val="22"/>
-          <w:szCs w:val="22"/>
-        </w:rPr>
-      </w:pPr>
-      <w:r>
-        <w:rPr>
-          <w:b/>
-          <w:bCs/>
-          <w:sz w:val="22"/>
-          <w:szCs w:val="22"/>
-        </w:rPr>
-        <w:t>Nathan</w:t>
-      </w:r>
-    </w:p>
-    <w:p>
-      <w:pPr>
-        <w:rPr>
-          <w:b/>
-          <w:bCs/>
-          <w:sz w:val="22"/>
-          <w:szCs w:val="22"/>
-        </w:rPr>
-      </w:pPr>
-      <w:r>
-        <w:rPr>
-          <w:b/>
-          <w:bCs/>
-          <w:sz w:val="22"/>
-          <w:szCs w:val="22"/>
-        </w:rPr>
-        <w:t>Thomas</w:t>
-      </w:r>
-    </w:p>
-    <w:p>
-      <w:pPr>
-        <w:rPr>
-          <w:b/>
-          <w:bCs/>
-          <w:sz w:val="22"/>
-          <w:szCs w:val="22"/>
-        </w:rPr>
-      </w:pPr>
-      <w:r>
-        <w:rPr>
-          <w:b/>
-          <w:bCs/>
-          <w:sz w:val="22"/>
-          <w:szCs w:val="22"/>
-        </w:rPr>
-        <w:t>Eric</w:t>
+        <w:t>Action Items &amp; Ownership</w:t>
       </w:r>
     </w:p>
     <w:p>
@@ -1504,9 +1485,9 @@
         <w:tblLook w:val="04A0" w:firstRow="1" w:lastRow="0" w:firstColumn="1" w:lastColumn="0" w:noHBand="0" w:noVBand="1"/>
       </w:tblPr>
       <w:tblGrid>
-        <w:gridCol w:w="1228"/>
+        <w:gridCol w:w="4667"/>
         <w:gridCol w:w="1237"/>
-        <w:gridCol w:w="1000"/>
+        <w:gridCol w:w="1700"/>
       </w:tblGrid>
       <w:tr>
         <w:trPr>
@@ -1592,6 +1573,133 @@
           </w:p>
         </w:tc>
       </w:tr>
+      <w:tr>
+        <w:trPr>
+          <w:tblHeader/>
+          <w:tblCellSpacing w:w="15" w:type="dxa"/>
+        </w:trPr>
+        <w:tc>
+          <w:tcPr>
+            <w:tcW w:w="0" w:type="auto"/>
+            <w:vAlign w:val="center"/>
+          </w:tcPr>
+          <w:p>
+            <w:pPr>
+              <w:rPr>
+                <w:b/>
+                <w:bCs/>
+                <w:sz w:val="22"/>
+                <w:szCs w:val="22"/>
+              </w:rPr>
+            </w:pPr>
+            <w:r>
+              <w:rPr>
+                <w:b/>
+                <w:bCs/>
+                <w:sz w:val="22"/>
+                <w:szCs w:val="22"/>
+              </w:rPr>
+              <w:t>Functional Requirements (Kyler, Nathan)</w:t>
+            </w:r>
+          </w:p>
+          <w:p>
+            <w:pPr>
+              <w:rPr>
+                <w:b/>
+                <w:bCs/>
+                <w:sz w:val="22"/>
+                <w:szCs w:val="22"/>
+              </w:rPr>
+            </w:pPr>
+            <w:r>
+              <w:rPr>
+                <w:b/>
+                <w:bCs/>
+                <w:sz w:val="22"/>
+                <w:szCs w:val="22"/>
+              </w:rPr>
+              <w:t xml:space="preserve">NON- </w:t>
+            </w:r>
+            <w:r>
+              <w:rPr>
+                <w:b/>
+                <w:bCs/>
+                <w:sz w:val="22"/>
+                <w:szCs w:val="22"/>
+              </w:rPr>
+              <w:t>Functional Requirements</w:t>
+            </w:r>
+            <w:r>
+              <w:rPr>
+                <w:b/>
+                <w:bCs/>
+                <w:sz w:val="22"/>
+                <w:szCs w:val="22"/>
+              </w:rPr>
+              <w:t xml:space="preserve"> (Eric, Thomas</w:t>
+            </w:r>
+            <w:r>
+              <w:rPr>
+                <w:b/>
+                <w:bCs/>
+                <w:sz w:val="22"/>
+                <w:szCs w:val="22"/>
+              </w:rPr>
+              <w:t>)</w:t>
+            </w:r>
+          </w:p>
+        </w:tc>
+        <w:tc>
+          <w:tcPr>
+            <w:tcW w:w="0" w:type="auto"/>
+            <w:vAlign w:val="center"/>
+          </w:tcPr>
+          <w:p>
+            <w:pPr>
+              <w:rPr>
+                <w:b/>
+                <w:bCs/>
+                <w:sz w:val="22"/>
+                <w:szCs w:val="22"/>
+              </w:rPr>
+            </w:pPr>
+          </w:p>
+        </w:tc>
+        <w:tc>
+          <w:tcPr>
+            <w:tcW w:w="0" w:type="auto"/>
+            <w:vAlign w:val="center"/>
+          </w:tcPr>
+          <w:p>
+            <w:pPr>
+              <w:rPr>
+                <w:b/>
+                <w:bCs/>
+                <w:sz w:val="22"/>
+                <w:szCs w:val="22"/>
+              </w:rPr>
+            </w:pPr>
+            <w:r>
+              <w:rPr>
+                <w:b/>
+                <w:bCs/>
+                <w:sz w:val="22"/>
+                <w:szCs w:val="22"/>
+              </w:rPr>
+              <w:t>Tuesday 1/</w:t>
+            </w:r>
+            <w:r>
+              <w:rPr>
+                <w:b/>
+                <w:bCs/>
+                <w:sz w:val="22"/>
+                <w:szCs w:val="22"/>
+              </w:rPr>
+              <w:t>27/26</w:t>
+            </w:r>
+          </w:p>
+        </w:tc>
+      </w:tr>
     </w:tbl>
     <w:p>
       <w:pPr>
@@ -1619,6 +1727,7 @@
           <w:sz w:val="22"/>
           <w:szCs w:val="22"/>
         </w:rPr>
+        <w:lastRenderedPageBreak/>
         <w:t>Next Meeting</w:t>
       </w:r>
     </w:p>

--- a/Meeting Logs/Meeting Log 1-19-26 through 1-25-26.docx
+++ b/Meeting Logs/Meeting Log 1-19-26 through 1-25-26.docx
@@ -58,7 +58,14 @@
                 <w:sz w:val="22"/>
                 <w:szCs w:val="22"/>
               </w:rPr>
-              <w:t xml:space="preserve">A </w:t>
+              <w:t>a</w:t>
+            </w:r>
+            <w:r>
+              <w:rPr>
+                <w:sz w:val="22"/>
+                <w:szCs w:val="22"/>
+              </w:rPr>
+              <w:t xml:space="preserve"> </w:t>
             </w:r>
             <w:r>
               <w:rPr>
@@ -714,6 +721,13 @@
                 <w:szCs w:val="22"/>
               </w:rPr>
             </w:pPr>
+            <w:r>
+              <w:rPr>
+                <w:sz w:val="22"/>
+                <w:szCs w:val="22"/>
+              </w:rPr>
+              <w:t>1/24/26</w:t>
+            </w:r>
           </w:p>
         </w:tc>
         <w:tc>
@@ -727,6 +741,13 @@
                 <w:szCs w:val="22"/>
               </w:rPr>
             </w:pPr>
+            <w:r>
+              <w:rPr>
+                <w:sz w:val="22"/>
+                <w:szCs w:val="22"/>
+              </w:rPr>
+              <w:t>7:00</w:t>
+            </w:r>
           </w:p>
         </w:tc>
         <w:tc>
@@ -740,6 +761,13 @@
                 <w:szCs w:val="22"/>
               </w:rPr>
             </w:pPr>
+            <w:r>
+              <w:rPr>
+                <w:sz w:val="22"/>
+                <w:szCs w:val="22"/>
+              </w:rPr>
+              <w:t>Nathan Thomas Eric</w:t>
+            </w:r>
           </w:p>
         </w:tc>
       </w:tr>
@@ -827,7 +855,35 @@
           <w:sz w:val="22"/>
           <w:szCs w:val="22"/>
         </w:rPr>
-        <w:t>: We went through and discussed our portions of the project description. We divided up each team meeting.  Where we are planning on discussing them in class to make the final draft of the project description</w:t>
+        <w:t>: We went through and discussed our portions of the project description. We divided up each team meeting</w:t>
+      </w:r>
+      <w:r>
+        <w:rPr>
+          <w:sz w:val="22"/>
+          <w:szCs w:val="22"/>
+        </w:rPr>
+        <w:t xml:space="preserve">. </w:t>
+      </w:r>
+      <w:r>
+        <w:rPr>
+          <w:sz w:val="22"/>
+          <w:szCs w:val="22"/>
+        </w:rPr>
+        <w:t xml:space="preserve">Where we are planning </w:t>
+      </w:r>
+      <w:r>
+        <w:rPr>
+          <w:sz w:val="22"/>
+          <w:szCs w:val="22"/>
+        </w:rPr>
+        <w:t>to discuss</w:t>
+      </w:r>
+      <w:r>
+        <w:rPr>
+          <w:sz w:val="22"/>
+          <w:szCs w:val="22"/>
+        </w:rPr>
+        <w:t xml:space="preserve"> them in class to make the final draft of the project description</w:t>
       </w:r>
     </w:p>
     <w:p>
@@ -882,7 +938,28 @@
           <w:sz w:val="22"/>
           <w:szCs w:val="22"/>
         </w:rPr>
-        <w:t xml:space="preserve"> Added Visuals as well as some other paragraphs to the Final project Description</w:t>
+        <w:t xml:space="preserve"> Added Visuals as well as other paragraphs to the </w:t>
+      </w:r>
+      <w:r>
+        <w:rPr>
+          <w:sz w:val="22"/>
+          <w:szCs w:val="22"/>
+        </w:rPr>
+        <w:t>f</w:t>
+      </w:r>
+      <w:r>
+        <w:rPr>
+          <w:sz w:val="22"/>
+          <w:szCs w:val="22"/>
+        </w:rPr>
+        <w:t xml:space="preserve">inal project </w:t>
+      </w:r>
+      <w:r>
+        <w:rPr>
+          <w:sz w:val="22"/>
+          <w:szCs w:val="22"/>
+        </w:rPr>
+        <w:t>description.</w:t>
       </w:r>
     </w:p>
     <w:p>
@@ -908,6 +985,13 @@
         </w:rPr>
         <w:t>:</w:t>
       </w:r>
+      <w:r>
+        <w:rPr>
+          <w:sz w:val="22"/>
+          <w:szCs w:val="22"/>
+        </w:rPr>
+        <w:t xml:space="preserve"> We just started the functional and non-functional requirements plan to have them done by Tuesday.</w:t>
+      </w:r>
     </w:p>
     <w:p>
       <w:pPr>
@@ -971,7 +1055,21 @@
           <w:sz w:val="22"/>
           <w:szCs w:val="22"/>
         </w:rPr>
-        <w:t>: We are having a hard time looking for free APIs that allow us to get the data for the gas prices within Utah county.</w:t>
+        <w:t xml:space="preserve">: We are having </w:t>
+      </w:r>
+      <w:r>
+        <w:rPr>
+          <w:sz w:val="22"/>
+          <w:szCs w:val="22"/>
+        </w:rPr>
+        <w:t>a challenging time</w:t>
+      </w:r>
+      <w:r>
+        <w:rPr>
+          <w:sz w:val="22"/>
+          <w:szCs w:val="22"/>
+        </w:rPr>
+        <w:t xml:space="preserve"> looking for free APIs that allow us to get the data for the gas prices within Utah county.</w:t>
       </w:r>
     </w:p>
     <w:p>
@@ -995,7 +1093,21 @@
           <w:sz w:val="22"/>
           <w:szCs w:val="22"/>
         </w:rPr>
-        <w:t xml:space="preserve">: With the final project we suggest </w:t>
+        <w:t>: With the final project</w:t>
+      </w:r>
+      <w:r>
+        <w:rPr>
+          <w:sz w:val="22"/>
+          <w:szCs w:val="22"/>
+        </w:rPr>
+        <w:t>,</w:t>
+      </w:r>
+      <w:r>
+        <w:rPr>
+          <w:sz w:val="22"/>
+          <w:szCs w:val="22"/>
+        </w:rPr>
+        <w:t xml:space="preserve"> we suggest </w:t>
       </w:r>
       <w:r>
         <w:rPr>
@@ -1009,7 +1121,7 @@
           <w:sz w:val="22"/>
           <w:szCs w:val="22"/>
         </w:rPr>
-        <w:t xml:space="preserve"> some visuals into the project description which we will add later. Also having trouble understanding the vague instructions for the project description </w:t>
+        <w:t xml:space="preserve"> visuals into the project description which we will add later. Also having trouble understanding the vague instructions for the project description </w:t>
       </w:r>
     </w:p>
     <w:p>
@@ -1048,7 +1160,28 @@
           <w:sz w:val="22"/>
           <w:szCs w:val="22"/>
         </w:rPr>
-        <w:t>For this portion no obstacles to be reported</w:t>
+        <w:t xml:space="preserve">For this </w:t>
+      </w:r>
+      <w:r>
+        <w:rPr>
+          <w:sz w:val="22"/>
+          <w:szCs w:val="22"/>
+        </w:rPr>
+        <w:t>portion,</w:t>
+      </w:r>
+      <w:r>
+        <w:rPr>
+          <w:sz w:val="22"/>
+          <w:szCs w:val="22"/>
+        </w:rPr>
+        <w:t xml:space="preserve"> no </w:t>
+      </w:r>
+      <w:r>
+        <w:rPr>
+          <w:sz w:val="22"/>
+          <w:szCs w:val="22"/>
+        </w:rPr>
+        <w:t>obstacles.</w:t>
       </w:r>
     </w:p>
     <w:p>
@@ -1074,6 +1207,27 @@
         </w:rPr>
         <w:t>:</w:t>
       </w:r>
+      <w:r>
+        <w:rPr>
+          <w:sz w:val="22"/>
+          <w:szCs w:val="22"/>
+        </w:rPr>
+        <w:t xml:space="preserve"> Don’t know the extent of the SRS that we need to complete a template would be </w:t>
+      </w:r>
+      <w:r>
+        <w:rPr>
+          <w:sz w:val="22"/>
+          <w:szCs w:val="22"/>
+        </w:rPr>
+        <w:t>nice.</w:t>
+      </w:r>
+      <w:r>
+        <w:rPr>
+          <w:sz w:val="22"/>
+          <w:szCs w:val="22"/>
+        </w:rPr>
+        <w:t xml:space="preserve"> </w:t>
+      </w:r>
     </w:p>
     <w:p>
       <w:pPr>
@@ -1137,7 +1291,21 @@
           <w:sz w:val="22"/>
           <w:szCs w:val="22"/>
         </w:rPr>
-        <w:t xml:space="preserve">: We Plan on finalizing our paragraphs for the final project description as well as grammar check and revise the paragraphs. </w:t>
+        <w:t xml:space="preserve">: We Plan </w:t>
+      </w:r>
+      <w:r>
+        <w:rPr>
+          <w:sz w:val="22"/>
+          <w:szCs w:val="22"/>
+        </w:rPr>
+        <w:t>to finalize</w:t>
+      </w:r>
+      <w:r>
+        <w:rPr>
+          <w:sz w:val="22"/>
+          <w:szCs w:val="22"/>
+        </w:rPr>
+        <w:t xml:space="preserve"> our paragraphs for the final project description as well as grammar check and revise the paragraphs. </w:t>
       </w:r>
       <w:r>
         <w:rPr>
@@ -1220,7 +1388,35 @@
           <w:sz w:val="22"/>
           <w:szCs w:val="22"/>
         </w:rPr>
-        <w:t xml:space="preserve"> Have an insight into what the SRS is going to look like and have some of it done</w:t>
+        <w:t xml:space="preserve"> Have an insight into what the SRS is going to look </w:t>
+      </w:r>
+      <w:r>
+        <w:rPr>
+          <w:sz w:val="22"/>
+          <w:szCs w:val="22"/>
+        </w:rPr>
+        <w:t>like and</w:t>
+      </w:r>
+      <w:r>
+        <w:rPr>
+          <w:sz w:val="22"/>
+          <w:szCs w:val="22"/>
+        </w:rPr>
+        <w:t xml:space="preserve"> have </w:t>
+      </w:r>
+      <w:r>
+        <w:rPr>
+          <w:sz w:val="22"/>
+          <w:szCs w:val="22"/>
+        </w:rPr>
+        <w:t>a complete portion</w:t>
+      </w:r>
+      <w:r>
+        <w:rPr>
+          <w:sz w:val="22"/>
+          <w:szCs w:val="22"/>
+        </w:rPr>
+        <w:t>.</w:t>
       </w:r>
     </w:p>
     <w:p>
@@ -1246,6 +1442,34 @@
         </w:rPr>
         <w:t>:</w:t>
       </w:r>
+      <w:r>
+        <w:rPr>
+          <w:sz w:val="22"/>
+          <w:szCs w:val="22"/>
+        </w:rPr>
+        <w:t xml:space="preserve"> Discuss and hopefully finalize the SRS by combining both functional and </w:t>
+      </w:r>
+      <w:r>
+        <w:rPr>
+          <w:sz w:val="22"/>
+          <w:szCs w:val="22"/>
+        </w:rPr>
+        <w:t>non-functional</w:t>
+      </w:r>
+      <w:r>
+        <w:rPr>
+          <w:sz w:val="22"/>
+          <w:szCs w:val="22"/>
+        </w:rPr>
+        <w:t xml:space="preserve"> </w:t>
+      </w:r>
+      <w:r>
+        <w:rPr>
+          <w:sz w:val="22"/>
+          <w:szCs w:val="22"/>
+        </w:rPr>
+        <w:t>requirements.</w:t>
+      </w:r>
     </w:p>
     <w:p>
       <w:pPr>
@@ -1312,7 +1536,14 @@
           <w:sz w:val="22"/>
           <w:szCs w:val="22"/>
         </w:rPr>
-        <w:t>: Do more API research since that would be the most time consuming and look at how to connect then accurately with JavaScript</w:t>
+        <w:t xml:space="preserve">: Do more API research since that would be the most time consuming and look at how to connect then accurately with </w:t>
+      </w:r>
+      <w:r>
+        <w:rPr>
+          <w:sz w:val="22"/>
+          <w:szCs w:val="22"/>
+        </w:rPr>
+        <w:t>JavaScript.</w:t>
       </w:r>
     </w:p>
     <w:p>
@@ -1391,7 +1622,21 @@
           <w:sz w:val="22"/>
           <w:szCs w:val="22"/>
         </w:rPr>
-        <w:t>Looked at the description for the SRS and what is required</w:t>
+        <w:t xml:space="preserve">Looked at the description for the SRS and </w:t>
+      </w:r>
+      <w:r>
+        <w:rPr>
+          <w:sz w:val="22"/>
+          <w:szCs w:val="22"/>
+        </w:rPr>
+        <w:t xml:space="preserve">what </w:t>
+      </w:r>
+      <w:r>
+        <w:rPr>
+          <w:sz w:val="22"/>
+          <w:szCs w:val="22"/>
+        </w:rPr>
+        <w:t>are the requirements for it.</w:t>
       </w:r>
     </w:p>
     <w:p>
@@ -1414,6 +1659,13 @@
           <w:szCs w:val="22"/>
         </w:rPr>
         <w:t xml:space="preserve"> </w:t>
+      </w:r>
+      <w:r>
+        <w:rPr>
+          <w:sz w:val="22"/>
+          <w:szCs w:val="22"/>
+        </w:rPr>
+        <w:t xml:space="preserve"> Ask about how much we need to have a complete SRS</w:t>
       </w:r>
     </w:p>
     <w:p>
@@ -1455,21 +1707,63 @@
           <w:sz w:val="16"/>
           <w:szCs w:val="16"/>
         </w:rPr>
-        <w:t>Ownership means who is responsible for making sure the action item gets done.</w:t>
+        <w:t xml:space="preserve">Ownership means who is responsible for making sure the action </w:t>
       </w:r>
       <w:r>
         <w:rPr>
           <w:sz w:val="16"/>
           <w:szCs w:val="16"/>
         </w:rPr>
-        <w:t xml:space="preserve"> </w:t>
+        <w:t>items</w:t>
       </w:r>
       <w:r>
         <w:rPr>
           <w:sz w:val="16"/>
           <w:szCs w:val="16"/>
         </w:rPr>
-        <w:t>Since this is a small project, you may not have formal ownership roles. Instead, list the team member assigned to each action item. In larger projects, ownership and assignment are typically separate roles.</w:t>
+        <w:t xml:space="preserve"> </w:t>
+      </w:r>
+      <w:r>
+        <w:rPr>
+          <w:sz w:val="16"/>
+          <w:szCs w:val="16"/>
+        </w:rPr>
+        <w:t>are complete</w:t>
+      </w:r>
+      <w:r>
+        <w:rPr>
+          <w:sz w:val="16"/>
+          <w:szCs w:val="16"/>
+        </w:rPr>
+        <w:t>.</w:t>
+      </w:r>
+      <w:r>
+        <w:rPr>
+          <w:sz w:val="16"/>
+          <w:szCs w:val="16"/>
+        </w:rPr>
+        <w:t xml:space="preserve"> </w:t>
+      </w:r>
+      <w:r>
+        <w:rPr>
+          <w:sz w:val="16"/>
+          <w:szCs w:val="16"/>
+        </w:rPr>
+        <w:t xml:space="preserve">Since this is a small project, you may not have formal ownership roles. Instead, list the team </w:t>
+      </w:r>
+      <w:r>
+        <w:rPr>
+          <w:sz w:val="16"/>
+          <w:szCs w:val="16"/>
+        </w:rPr>
+        <w:t>members</w:t>
+      </w:r>
+      <w:r>
+        <w:rPr>
+          <w:sz w:val="16"/>
+          <w:szCs w:val="16"/>
+        </w:rPr>
+        <w:t xml:space="preserve"> assigned to each action item. In larger projects, ownership and assignment are typically separate roles.</w:t>
       </w:r>
     </w:p>
     <w:tbl>
@@ -1618,25 +1912,7 @@
                 <w:sz w:val="22"/>
                 <w:szCs w:val="22"/>
               </w:rPr>
-              <w:t xml:space="preserve">NON- </w:t>
-            </w:r>
-            <w:r>
-              <w:rPr>
-                <w:b/>
-                <w:bCs/>
-                <w:sz w:val="22"/>
-                <w:szCs w:val="22"/>
-              </w:rPr>
-              <w:t>Functional Requirements</w:t>
-            </w:r>
-            <w:r>
-              <w:rPr>
-                <w:b/>
-                <w:bCs/>
-                <w:sz w:val="22"/>
-                <w:szCs w:val="22"/>
-              </w:rPr>
-              <w:t xml:space="preserve"> (Eric, Thomas</w:t>
+              <w:t>NON- Functional Requirements (Eric, Thomas</w:t>
             </w:r>
             <w:r>
               <w:rPr>
@@ -1727,7 +2003,6 @@
           <w:sz w:val="22"/>
           <w:szCs w:val="22"/>
         </w:rPr>
-        <w:lastRenderedPageBreak/>
         <w:t>Next Meeting</w:t>
       </w:r>
     </w:p>
@@ -1860,14 +2135,30 @@
           <w:sz w:val="22"/>
           <w:szCs w:val="22"/>
         </w:rPr>
-        <w:t>Signature (if required):</w:t>
-      </w:r>
-      <w:r>
-        <w:rPr>
-          <w:sz w:val="22"/>
-          <w:szCs w:val="22"/>
-        </w:rPr>
-        <w:t xml:space="preserve"> ____________________</w:t>
+        <w:t>Signature (if required</w:t>
+      </w:r>
+      <w:r>
+        <w:rPr>
+          <w:b/>
+          <w:bCs/>
+          <w:sz w:val="22"/>
+          <w:szCs w:val="22"/>
+        </w:rPr>
+        <w:t>):</w:t>
+      </w:r>
+      <w:r>
+        <w:rPr>
+          <w:sz w:val="22"/>
+          <w:szCs w:val="22"/>
+        </w:rPr>
+        <w:t xml:space="preserve"> </w:t>
+      </w:r>
+      <w:r>
+        <w:rPr>
+          <w:sz w:val="22"/>
+          <w:szCs w:val="22"/>
+        </w:rPr>
+        <w:t>___________________</w:t>
       </w:r>
     </w:p>
     <w:p>
@@ -1918,7 +2209,21 @@
           <w:sz w:val="22"/>
           <w:szCs w:val="22"/>
         </w:rPr>
-        <w:t>This meeting log supports accountability, progress tracking, and early risk identification. Logs may be reviewed periodically to assess team participation and project momentum.</w:t>
+        <w:t xml:space="preserve">This meeting log supports accountability, progress tracking, and early risk identification. Logs </w:t>
+      </w:r>
+      <w:r>
+        <w:rPr>
+          <w:sz w:val="22"/>
+          <w:szCs w:val="22"/>
+        </w:rPr>
+        <w:t>reviewed</w:t>
+      </w:r>
+      <w:r>
+        <w:rPr>
+          <w:sz w:val="22"/>
+          <w:szCs w:val="22"/>
+        </w:rPr>
+        <w:t xml:space="preserve"> periodically to assess team participation and project momentum.</w:t>
       </w:r>
     </w:p>
     <w:p>
@@ -2065,7 +2370,21 @@
           <w:sz w:val="18"/>
           <w:szCs w:val="18"/>
         </w:rPr>
-        <w:t>his meeting log supports accountability, progress tracking, and early risk identification. Logs may be reviewed periodically to assess team participation and project momentum.</w:t>
+        <w:t>his meeting log supports accountability, progress tracking, and early risk identification. Logs</w:t>
+      </w:r>
+      <w:r>
+        <w:rPr>
+          <w:sz w:val="18"/>
+          <w:szCs w:val="18"/>
+        </w:rPr>
+        <w:t xml:space="preserve"> r</w:t>
+      </w:r>
+      <w:r>
+        <w:rPr>
+          <w:sz w:val="18"/>
+          <w:szCs w:val="18"/>
+        </w:rPr>
+        <w:t>eviewed periodically to assess team participation and project momentum.</w:t>
       </w:r>
       <w:r>
         <w:rPr>
@@ -2172,21 +2491,12 @@
         <w:szCs w:val="16"/>
       </w:rPr>
     </w:pPr>
-    <w:proofErr w:type="spellStart"/>
     <w:r>
       <w:rPr>
         <w:sz w:val="16"/>
         <w:szCs w:val="16"/>
       </w:rPr>
-      <w:t>ioverflowSolutions</w:t>
-    </w:r>
-    <w:proofErr w:type="spellEnd"/>
-    <w:r>
-      <w:rPr>
-        <w:sz w:val="16"/>
-        <w:szCs w:val="16"/>
-      </w:rPr>
-      <w:t xml:space="preserve"> copyright</w:t>
+      <w:t>ioverflowSolutions copyright</w:t>
     </w:r>
   </w:p>
 </w:ftr>

--- a/Meeting Logs/Meeting Log 1-19-26 through 1-25-26.docx
+++ b/Meeting Logs/Meeting Log 1-19-26 through 1-25-26.docx
@@ -1212,7 +1212,23 @@
           <w:sz w:val="22"/>
           <w:szCs w:val="22"/>
         </w:rPr>
-        <w:t xml:space="preserve"> Don’t know the extent of the SRS that we need to complete a template would be </w:t>
+        <w:t xml:space="preserve"> </w:t>
+      </w:r>
+      <w:proofErr w:type="gramStart"/>
+      <w:r>
+        <w:rPr>
+          <w:sz w:val="22"/>
+          <w:szCs w:val="22"/>
+        </w:rPr>
+        <w:t>Don’t</w:t>
+      </w:r>
+      <w:proofErr w:type="gramEnd"/>
+      <w:r>
+        <w:rPr>
+          <w:sz w:val="22"/>
+          <w:szCs w:val="22"/>
+        </w:rPr>
+        <w:t xml:space="preserve"> know the extent of the SRS that we need to complete a template would be </w:t>
       </w:r>
       <w:r>
         <w:rPr>
@@ -1651,21 +1667,44 @@
           <w:sz w:val="22"/>
           <w:szCs w:val="22"/>
         </w:rPr>
-        <w:t>Meeting 4:</w:t>
-      </w:r>
-      <w:r>
-        <w:rPr>
-          <w:sz w:val="22"/>
-          <w:szCs w:val="22"/>
-        </w:rPr>
-        <w:t xml:space="preserve"> </w:t>
-      </w:r>
-      <w:r>
-        <w:rPr>
-          <w:sz w:val="22"/>
-          <w:szCs w:val="22"/>
-        </w:rPr>
-        <w:t xml:space="preserve"> Ask about how much we need to have a complete SRS</w:t>
+        <w:t>Meeting 4</w:t>
+      </w:r>
+      <w:r>
+        <w:rPr>
+          <w:sz w:val="22"/>
+          <w:szCs w:val="22"/>
+        </w:rPr>
+        <w:t>: Ask</w:t>
+      </w:r>
+      <w:r>
+        <w:rPr>
+          <w:sz w:val="22"/>
+          <w:szCs w:val="22"/>
+        </w:rPr>
+        <w:t xml:space="preserve"> about how </w:t>
+      </w:r>
+      <w:proofErr w:type="gramStart"/>
+      <w:r>
+        <w:rPr>
+          <w:sz w:val="22"/>
+          <w:szCs w:val="22"/>
+        </w:rPr>
+        <w:t>much</w:t>
+      </w:r>
+      <w:proofErr w:type="gramEnd"/>
+      <w:r>
+        <w:rPr>
+          <w:sz w:val="22"/>
+          <w:szCs w:val="22"/>
+        </w:rPr>
+        <w:t xml:space="preserve"> we need to have a complete </w:t>
+      </w:r>
+      <w:r>
+        <w:rPr>
+          <w:sz w:val="22"/>
+          <w:szCs w:val="22"/>
+        </w:rPr>
+        <w:t>SRS.</w:t>
       </w:r>
     </w:p>
     <w:p>
